--- a/documentacao/Projeto Final - Documentação.docx
+++ b/documentacao/Projeto Final - Documentação.docx
@@ -878,7 +878,19 @@
         <w:rPr>
           <w:color w:val="000000" w:themeColor="text1"/>
         </w:rPr>
-        <w:t>Apesar do nome, a Regressão Logística é um algoritmo de classificação. Ela estima probabilidades associadas às classes a partir de combinações das variáveis de entrada e toma uma decisão com base nessas probabilidades. No projeto, o algoritmo foi utilizado para classificação multiclasse. A padronização é aplicada antes do modelo para manter as variáveis em escalas comparáveis. O hiperparâmetro C controla a intensidade da regularização; foram comparados C = 0,1, 1 e 10 por validação cruzada.</w:t>
+        <w:t>Apesar do nome, a Regressão Logística é um algoritmo de classificação. Ela estima probabilidades associadas às classes a partir de combinações das variáveis de entrada e toma uma decisão com base nessas probabilidades. No projeto, o algoritmo foi utilizado para classificação multiclasse. A padronização é aplicada antes do modelo para manter as variáveis em escalas comparáveis. O hiperparâmetro C controla a intensidade da regularização</w:t>
+      </w:r>
+      <w:r>
+        <w:rPr>
+          <w:color w:val="000000" w:themeColor="text1"/>
+        </w:rPr>
+        <w:t>,</w:t>
+      </w:r>
+      <w:r>
+        <w:rPr>
+          <w:color w:val="000000" w:themeColor="text1"/>
+        </w:rPr>
+        <w:t xml:space="preserve"> foram comparados C = 0,1, 1 e 10 por validação cruzada.</w:t>
       </w:r>
     </w:p>
     <w:p>
@@ -947,7 +959,7 @@
         <w:rPr>
           <w:color w:val="000000" w:themeColor="text1"/>
         </w:rPr>
-        <w:t>Nenhum modelo de ensemble foi utilizado na versão final. O Random Forest presente em uma versão anterior foi removido após a comparação com o conteúdo das aulas, pois não era necessário para atender ao escopo e tornava o projeto mais complexo do que o conteúdo efetivamente trabalhado.</w:t>
+        <w:t xml:space="preserve">Nenhum modelo de ensemble foi utilizado na versão final. </w:t>
       </w:r>
     </w:p>
     <w:p>
@@ -1689,31 +1701,13 @@
                 <w:color w:val="000000" w:themeColor="text1"/>
               </w:rPr>
             </w:pPr>
-            <w:proofErr w:type="spellStart"/>
             <w:r>
               <w:rPr>
                 <w:color w:val="000000" w:themeColor="text1"/>
                 <w:sz w:val="20"/>
               </w:rPr>
-              <w:t>Regressão</w:t>
+              <w:t>Regressão Logística</w:t>
             </w:r>
-            <w:proofErr w:type="spellEnd"/>
-            <w:r>
-              <w:rPr>
-                <w:color w:val="000000" w:themeColor="text1"/>
-                <w:sz w:val="20"/>
-              </w:rPr>
-              <w:t xml:space="preserve"> </w:t>
-            </w:r>
-            <w:proofErr w:type="spellStart"/>
-            <w:r>
-              <w:rPr>
-                <w:color w:val="000000" w:themeColor="text1"/>
-                <w:sz w:val="20"/>
-              </w:rPr>
-              <w:t>Logística</w:t>
-            </w:r>
-            <w:proofErr w:type="spellEnd"/>
           </w:p>
         </w:tc>
         <w:tc>
@@ -1805,41 +1799,13 @@
           <w:color w:val="000000" w:themeColor="text1"/>
         </w:rPr>
       </w:pPr>
-      <w:proofErr w:type="spellStart"/>
       <w:r>
         <w:rPr>
           <w:i/>
           <w:color w:val="000000" w:themeColor="text1"/>
           <w:sz w:val="20"/>
         </w:rPr>
-        <w:t>Tabela</w:t>
-      </w:r>
-      <w:proofErr w:type="spellEnd"/>
-      <w:r>
-        <w:rPr>
-          <w:i/>
-          <w:color w:val="000000" w:themeColor="text1"/>
-          <w:sz w:val="20"/>
-        </w:rPr>
-        <w:t xml:space="preserve"> 1 - </w:t>
-      </w:r>
-      <w:proofErr w:type="spellStart"/>
-      <w:r>
-        <w:rPr>
-          <w:i/>
-          <w:color w:val="000000" w:themeColor="text1"/>
-          <w:sz w:val="20"/>
-        </w:rPr>
-        <w:t>Desempenho</w:t>
-      </w:r>
-      <w:proofErr w:type="spellEnd"/>
-      <w:r>
-        <w:rPr>
-          <w:i/>
-          <w:color w:val="000000" w:themeColor="text1"/>
-          <w:sz w:val="20"/>
-        </w:rPr>
-        <w:t xml:space="preserve"> dos modelos no conjunto de teste.</w:t>
+        <w:t>Tabela 1 - Desempenho dos modelos no conjunto de teste.</w:t>
       </w:r>
     </w:p>
     <w:p>
@@ -2126,14 +2092,19 @@
         <w:rPr>
           <w:color w:val="000000" w:themeColor="text1"/>
         </w:rPr>
-        <w:t xml:space="preserve">O projeto demonstrou um fluxo completo de Machine Learning Clássico dentro do conteúdo trabalhado nas aulas: entendimento do problema, EDA, separação adequada dos dados, pré-processamento com Pipeline, treinamento, validação cruzada, ajuste simples de hiperparâmetros e avaliação por métricas de classificação. A simplificação realizada retirou modelos e experimentos que ultrapassavam o escopo das aulas, mantendo Regressão Logística e KNN como os dois algoritmos principais. O KNN com K = 3 apresentou o melhor F1 macro final, mas os resultados também evidenciam que o desbalanceamento das classes </w:t>
+        <w:t xml:space="preserve">O projeto demonstrou um fluxo completo de Machine Learning Clássico dentro do conteúdo trabalhado nas aulas: entendimento do problema, EDA, separação adequada dos dados, pré-processamento com Pipeline, treinamento, validação cruzada, ajuste simples de hiperparâmetros e avaliação por métricas de classificação. </w:t>
       </w:r>
       <w:r>
         <w:rPr>
           <w:color w:val="000000" w:themeColor="text1"/>
         </w:rPr>
-        <w:lastRenderedPageBreak/>
-        <w:t>limita o reconhecimento da categoria de baixa qualidade. Como continuidade, uma futura etapa da disciplina poderia investigar novas estratégias somente se elas forem posteriormente abordadas em aula.</w:t>
+        <w:t xml:space="preserve">Foram utilizados a </w:t>
+      </w:r>
+      <w:r>
+        <w:rPr>
+          <w:color w:val="000000" w:themeColor="text1"/>
+        </w:rPr>
+        <w:t>Regressão Logística e KNN como os dois algoritmos principais. O KNN com K = 3 apresentou o melhor F1 macro final, mas os resultados também evidenciam que o desbalanceamento das classes limita o reconhecimento da categoria de baixa qualidade.</w:t>
       </w:r>
     </w:p>
     <w:p>
@@ -2148,6 +2119,7 @@
           <w:rFonts w:ascii="Times New Roman" w:hAnsi="Times New Roman"/>
           <w:color w:val="000000" w:themeColor="text1"/>
         </w:rPr>
+        <w:lastRenderedPageBreak/>
         <w:t>5.2 Entregáveis obrigatórios</w:t>
       </w:r>
     </w:p>
@@ -2164,22 +2136,6 @@
         <w:rPr>
           <w:color w:val="000000" w:themeColor="text1"/>
         </w:rPr>
-        <w:t>Documento final: este relatório em formato DOCX, preenchido com todas as seções do escopo.</w:t>
-      </w:r>
-    </w:p>
-    <w:p>
-      <w:pPr>
-        <w:pStyle w:val="Listacommarcas"/>
-        <w:spacing w:line="360" w:lineRule="auto"/>
-        <w:ind w:left="709"/>
-        <w:rPr>
-          <w:color w:val="000000" w:themeColor="text1"/>
-        </w:rPr>
-      </w:pPr>
-      <w:r>
-        <w:rPr>
-          <w:color w:val="000000" w:themeColor="text1"/>
-        </w:rPr>
         <w:t>Código-fonte: notebook Jupyter único em notebooks/Projeto_Completo.ipynb, acompanhado do requirements.txt e dos dados necessários.</w:t>
       </w:r>
     </w:p>
@@ -2197,22 +2153,6 @@
           <w:color w:val="000000" w:themeColor="text1"/>
         </w:rPr>
         <w:t>Repositório: https://github.com/daviChechetto/Qualidade-de-vinho-com-Machine-Learing</w:t>
-      </w:r>
-    </w:p>
-    <w:p>
-      <w:pPr>
-        <w:pStyle w:val="Listacommarcas"/>
-        <w:spacing w:line="360" w:lineRule="auto"/>
-        <w:ind w:left="709"/>
-        <w:rPr>
-          <w:color w:val="000000" w:themeColor="text1"/>
-        </w:rPr>
-      </w:pPr>
-      <w:r>
-        <w:rPr>
-          <w:color w:val="000000" w:themeColor="text1"/>
-        </w:rPr>
-        <w:t>Apresentação: poderá ser construída diretamente a partir das seções de objetivo, metodologia, resultados e conclusão deste relatório.</w:t>
       </w:r>
     </w:p>
     <w:p>
@@ -3810,6 +3750,7 @@
   <w:style w:type="character" w:default="1" w:styleId="Tipodeletrapredefinidodopargrafo">
     <w:name w:val="Default Paragraph Font"/>
     <w:uiPriority w:val="1"/>
+    <w:semiHidden/>
     <w:unhideWhenUsed/>
   </w:style>
   <w:style w:type="table" w:default="1" w:styleId="Tabelanormal">
